--- a/LAB7/11CNPM2_LAB7_1150080125_LeTriAnh.docx
+++ b/LAB7/11CNPM2_LAB7_1150080125_LeTriAnh.docx
@@ -10,6 +10,7 @@
           <w:szCs w:val="26"/>
         </w:rPr>
       </w:pPr>
+      <w:proofErr w:type="spellStart"/>
       <w:r>
         <w:rPr>
           <w:rFonts w:cs="Times New Roman"/>
@@ -17,7 +18,37 @@
           <w:sz w:val="26"/>
           <w:szCs w:val="26"/>
         </w:rPr>
-        <w:t xml:space="preserve">Họ và </w:t>
+        <w:t>Họ</w:t>
+      </w:r>
+      <w:proofErr w:type="spellEnd"/>
+      <w:r>
+        <w:rPr>
+          <w:rFonts w:cs="Times New Roman"/>
+          <w:b/>
+          <w:sz w:val="26"/>
+          <w:szCs w:val="26"/>
+        </w:rPr>
+        <w:t xml:space="preserve"> </w:t>
+      </w:r>
+      <w:proofErr w:type="spellStart"/>
+      <w:r>
+        <w:rPr>
+          <w:rFonts w:cs="Times New Roman"/>
+          <w:b/>
+          <w:sz w:val="26"/>
+          <w:szCs w:val="26"/>
+        </w:rPr>
+        <w:t>và</w:t>
+      </w:r>
+      <w:proofErr w:type="spellEnd"/>
+      <w:r>
+        <w:rPr>
+          <w:rFonts w:cs="Times New Roman"/>
+          <w:b/>
+          <w:sz w:val="26"/>
+          <w:szCs w:val="26"/>
+        </w:rPr>
+        <w:t xml:space="preserve"> </w:t>
       </w:r>
       <w:proofErr w:type="spellStart"/>
       <w:r>
@@ -128,14 +159,18 @@
         </w:rPr>
         <w:t xml:space="preserve">Link YouTube: </w:t>
       </w:r>
-      <w:r>
-        <w:rPr>
-          <w:rFonts w:cs="Times New Roman"/>
-          <w:sz w:val="26"/>
-          <w:szCs w:val="26"/>
-        </w:rPr>
-        <w:t>[Điền link YouTube của bạn tại đây]</w:t>
-      </w:r>
+      <w:hyperlink r:id="rId6" w:history="1">
+        <w:r>
+          <w:rPr>
+            <w:rStyle w:val="Hyperlink"/>
+            <w:rFonts w:cs="Times New Roman"/>
+            <w:bCs/>
+            <w:sz w:val="26"/>
+            <w:szCs w:val="26"/>
+          </w:rPr>
+          <w:t>https://youtu.be/qgfNBBdQbno</w:t>
+        </w:r>
+      </w:hyperlink>
       <w:r>
         <w:rPr>
           <w:rFonts w:cs="Times New Roman"/>
@@ -162,7 +197,7 @@
         </w:rPr>
         <w:t xml:space="preserve">Link GitHub: </w:t>
       </w:r>
-      <w:hyperlink r:id="rId6" w:history="1">
+      <w:hyperlink r:id="rId7" w:history="1">
         <w:r>
           <w:rPr>
             <w:rStyle w:val="Hyperlink"/>
@@ -170,25 +205,7 @@
             <w:sz w:val="26"/>
             <w:szCs w:val="26"/>
           </w:rPr>
-          <w:t>https://github.com/wwwwwwmw/LAB_AT_BMHTTT/t</w:t>
-        </w:r>
-        <w:r>
-          <w:rPr>
-            <w:rStyle w:val="Hyperlink"/>
-            <w:rFonts w:cs="Times New Roman"/>
-            <w:sz w:val="26"/>
-            <w:szCs w:val="26"/>
-          </w:rPr>
-          <w:t>r</w:t>
-        </w:r>
-        <w:r>
-          <w:rPr>
-            <w:rStyle w:val="Hyperlink"/>
-            <w:rFonts w:cs="Times New Roman"/>
-            <w:sz w:val="26"/>
-            <w:szCs w:val="26"/>
-          </w:rPr>
-          <w:t>ee/main/LAB7</w:t>
+          <w:t>https://github.com/wwwwwwmw/LAB_AT_BMHTTT/tree/main/LAB7</w:t>
         </w:r>
       </w:hyperlink>
       <w:r>
@@ -2714,7 +2731,7 @@
                     <pic:cNvPicPr/>
                   </pic:nvPicPr>
                   <pic:blipFill>
-                    <a:blip r:embed="rId7"/>
+                    <a:blip r:embed="rId8"/>
                     <a:stretch>
                       <a:fillRect/>
                     </a:stretch>
@@ -2746,6 +2763,7 @@
       <w:r>
         <w:rPr>
           <w:rFonts w:cs="Times New Roman"/>
+          <w:noProof/>
           <w:sz w:val="26"/>
           <w:szCs w:val="26"/>
         </w:rPr>
@@ -2765,7 +2783,7 @@
                     <pic:cNvPicPr/>
                   </pic:nvPicPr>
                   <pic:blipFill>
-                    <a:blip r:embed="rId8"/>
+                    <a:blip r:embed="rId9"/>
                     <a:stretch>
                       <a:fillRect/>
                     </a:stretch>
@@ -3301,6 +3319,7 @@
       <w:r>
         <w:rPr>
           <w:rFonts w:cs="Times New Roman"/>
+          <w:noProof/>
           <w:sz w:val="26"/>
           <w:szCs w:val="26"/>
         </w:rPr>
@@ -3320,7 +3339,7 @@
                     <pic:cNvPicPr/>
                   </pic:nvPicPr>
                   <pic:blipFill>
-                    <a:blip r:embed="rId9"/>
+                    <a:blip r:embed="rId10"/>
                     <a:stretch>
                       <a:fillRect/>
                     </a:stretch>
@@ -3352,6 +3371,7 @@
       <w:r>
         <w:rPr>
           <w:rFonts w:cs="Times New Roman"/>
+          <w:noProof/>
           <w:sz w:val="26"/>
           <w:szCs w:val="26"/>
         </w:rPr>
@@ -3371,7 +3391,7 @@
                     <pic:cNvPicPr/>
                   </pic:nvPicPr>
                   <pic:blipFill>
-                    <a:blip r:embed="rId10"/>
+                    <a:blip r:embed="rId11"/>
                     <a:stretch>
                       <a:fillRect/>
                     </a:stretch>
@@ -4194,6 +4214,7 @@
       <w:r>
         <w:rPr>
           <w:rFonts w:cs="Times New Roman"/>
+          <w:noProof/>
           <w:sz w:val="26"/>
           <w:szCs w:val="26"/>
         </w:rPr>
@@ -4213,7 +4234,7 @@
                     <pic:cNvPicPr/>
                   </pic:nvPicPr>
                   <pic:blipFill>
-                    <a:blip r:embed="rId11"/>
+                    <a:blip r:embed="rId12"/>
                     <a:stretch>
                       <a:fillRect/>
                     </a:stretch>
@@ -4417,6 +4438,7 @@
       <w:r>
         <w:rPr>
           <w:rFonts w:cs="Times New Roman"/>
+          <w:noProof/>
           <w:sz w:val="26"/>
           <w:szCs w:val="26"/>
         </w:rPr>
@@ -4436,7 +4458,7 @@
                     <pic:cNvPicPr/>
                   </pic:nvPicPr>
                   <pic:blipFill>
-                    <a:blip r:embed="rId12"/>
+                    <a:blip r:embed="rId13"/>
                     <a:stretch>
                       <a:fillRect/>
                     </a:stretch>
@@ -4504,6 +4526,7 @@
       <w:r>
         <w:rPr>
           <w:rFonts w:cs="Times New Roman"/>
+          <w:noProof/>
           <w:sz w:val="26"/>
           <w:szCs w:val="26"/>
         </w:rPr>
@@ -4523,7 +4546,7 @@
                     <pic:cNvPicPr/>
                   </pic:nvPicPr>
                   <pic:blipFill>
-                    <a:blip r:embed="rId13"/>
+                    <a:blip r:embed="rId14"/>
                     <a:stretch>
                       <a:fillRect/>
                     </a:stretch>
@@ -4974,6 +4997,7 @@
       <w:r>
         <w:rPr>
           <w:rFonts w:cs="Times New Roman"/>
+          <w:noProof/>
           <w:sz w:val="26"/>
           <w:szCs w:val="26"/>
         </w:rPr>
@@ -4993,7 +5017,7 @@
                     <pic:cNvPicPr/>
                   </pic:nvPicPr>
                   <pic:blipFill>
-                    <a:blip r:embed="rId14"/>
+                    <a:blip r:embed="rId15"/>
                     <a:stretch>
                       <a:fillRect/>
                     </a:stretch>
@@ -5046,7 +5070,7 @@
                     <pic:cNvPicPr/>
                   </pic:nvPicPr>
                   <pic:blipFill>
-                    <a:blip r:embed="rId15"/>
+                    <a:blip r:embed="rId16"/>
                     <a:stretch>
                       <a:fillRect/>
                     </a:stretch>
@@ -6234,6 +6258,7 @@
       <w:r>
         <w:rPr>
           <w:rFonts w:cs="Times New Roman"/>
+          <w:noProof/>
           <w:sz w:val="26"/>
           <w:szCs w:val="26"/>
         </w:rPr>
@@ -6253,7 +6278,7 @@
                     <pic:cNvPicPr/>
                   </pic:nvPicPr>
                   <pic:blipFill>
-                    <a:blip r:embed="rId16"/>
+                    <a:blip r:embed="rId17"/>
                     <a:stretch>
                       <a:fillRect/>
                     </a:stretch>
@@ -6421,6 +6446,7 @@
       <w:r>
         <w:rPr>
           <w:rFonts w:cs="Times New Roman"/>
+          <w:noProof/>
           <w:sz w:val="26"/>
           <w:szCs w:val="26"/>
         </w:rPr>
@@ -6440,7 +6466,7 @@
                     <pic:cNvPicPr/>
                   </pic:nvPicPr>
                   <pic:blipFill>
-                    <a:blip r:embed="rId17"/>
+                    <a:blip r:embed="rId18"/>
                     <a:stretch>
                       <a:fillRect/>
                     </a:stretch>
@@ -8308,7 +8334,7 @@
                     <pic:cNvPicPr/>
                   </pic:nvPicPr>
                   <pic:blipFill>
-                    <a:blip r:embed="rId18"/>
+                    <a:blip r:embed="rId19"/>
                     <a:stretch>
                       <a:fillRect/>
                     </a:stretch>
@@ -8360,7 +8386,7 @@
                     <pic:cNvPicPr/>
                   </pic:nvPicPr>
                   <pic:blipFill>
-                    <a:blip r:embed="rId19"/>
+                    <a:blip r:embed="rId20"/>
                     <a:stretch>
                       <a:fillRect/>
                     </a:stretch>
@@ -8415,7 +8441,7 @@
                     <pic:cNvPicPr/>
                   </pic:nvPicPr>
                   <pic:blipFill>
-                    <a:blip r:embed="rId20"/>
+                    <a:blip r:embed="rId21"/>
                     <a:stretch>
                       <a:fillRect/>
                     </a:stretch>
@@ -8450,6 +8476,7 @@
         <w:rPr>
           <w:rFonts w:cs="Times New Roman"/>
           <w:b/>
+          <w:noProof/>
           <w:color w:val="C00000"/>
           <w:sz w:val="26"/>
           <w:szCs w:val="26"/>
@@ -8470,7 +8497,7 @@
                     <pic:cNvPicPr/>
                   </pic:nvPicPr>
                   <pic:blipFill>
-                    <a:blip r:embed="rId21"/>
+                    <a:blip r:embed="rId22"/>
                     <a:stretch>
                       <a:fillRect/>
                     </a:stretch>
@@ -8502,6 +8529,7 @@
       <w:r>
         <w:rPr>
           <w:rFonts w:cs="Times New Roman"/>
+          <w:noProof/>
           <w:sz w:val="26"/>
           <w:szCs w:val="26"/>
         </w:rPr>
@@ -8521,7 +8549,7 @@
                     <pic:cNvPicPr/>
                   </pic:nvPicPr>
                   <pic:blipFill>
-                    <a:blip r:embed="rId22"/>
+                    <a:blip r:embed="rId23"/>
                     <a:stretch>
                       <a:fillRect/>
                     </a:stretch>
@@ -8576,7 +8604,7 @@
                     <pic:cNvPicPr/>
                   </pic:nvPicPr>
                   <pic:blipFill>
-                    <a:blip r:embed="rId23"/>
+                    <a:blip r:embed="rId24"/>
                     <a:stretch>
                       <a:fillRect/>
                     </a:stretch>
@@ -8608,6 +8636,7 @@
       <w:r>
         <w:rPr>
           <w:rFonts w:cs="Times New Roman"/>
+          <w:noProof/>
           <w:sz w:val="26"/>
           <w:szCs w:val="26"/>
         </w:rPr>
@@ -8627,7 +8656,7 @@
                     <pic:cNvPicPr/>
                   </pic:nvPicPr>
                   <pic:blipFill>
-                    <a:blip r:embed="rId24"/>
+                    <a:blip r:embed="rId25"/>
                     <a:stretch>
                       <a:fillRect/>
                     </a:stretch>
@@ -8681,7 +8710,7 @@
                     <pic:cNvPicPr/>
                   </pic:nvPicPr>
                   <pic:blipFill>
-                    <a:blip r:embed="rId25"/>
+                    <a:blip r:embed="rId26"/>
                     <a:stretch>
                       <a:fillRect/>
                     </a:stretch>
@@ -8736,7 +8765,7 @@
                     <pic:cNvPicPr/>
                   </pic:nvPicPr>
                   <pic:blipFill>
-                    <a:blip r:embed="rId26"/>
+                    <a:blip r:embed="rId27"/>
                     <a:stretch>
                       <a:fillRect/>
                     </a:stretch>
@@ -8768,6 +8797,7 @@
       <w:r>
         <w:rPr>
           <w:rFonts w:cs="Times New Roman"/>
+          <w:noProof/>
           <w:sz w:val="26"/>
           <w:szCs w:val="26"/>
         </w:rPr>
@@ -8787,7 +8817,7 @@
                     <pic:cNvPicPr/>
                   </pic:nvPicPr>
                   <pic:blipFill>
-                    <a:blip r:embed="rId27"/>
+                    <a:blip r:embed="rId28"/>
                     <a:stretch>
                       <a:fillRect/>
                     </a:stretch>
@@ -8840,7 +8870,7 @@
                     <pic:cNvPicPr/>
                   </pic:nvPicPr>
                   <pic:blipFill>
-                    <a:blip r:embed="rId28"/>
+                    <a:blip r:embed="rId29"/>
                     <a:stretch>
                       <a:fillRect/>
                     </a:stretch>
@@ -8892,7 +8922,7 @@
                     <pic:cNvPicPr/>
                   </pic:nvPicPr>
                   <pic:blipFill>
-                    <a:blip r:embed="rId29"/>
+                    <a:blip r:embed="rId30"/>
                     <a:stretch>
                       <a:fillRect/>
                     </a:stretch>
@@ -8945,7 +8975,7 @@
                     <pic:cNvPicPr/>
                   </pic:nvPicPr>
                   <pic:blipFill>
-                    <a:blip r:embed="rId30"/>
+                    <a:blip r:embed="rId31"/>
                     <a:stretch>
                       <a:fillRect/>
                     </a:stretch>
@@ -8999,7 +9029,97 @@
           <w:sz w:val="26"/>
           <w:szCs w:val="26"/>
         </w:rPr>
-        <w:t xml:space="preserve">Sau mỗi kịch bản kiểm thử, tiến hành đối chiếu đồng thời 3 nguồn </w:t>
+        <w:t xml:space="preserve">Sau mỗi kịch bản kiểm thử, tiến hành </w:t>
+      </w:r>
+      <w:proofErr w:type="spellStart"/>
+      <w:r>
+        <w:rPr>
+          <w:rFonts w:cs="Times New Roman"/>
+          <w:sz w:val="26"/>
+          <w:szCs w:val="26"/>
+        </w:rPr>
+        <w:t>đối</w:t>
+      </w:r>
+      <w:proofErr w:type="spellEnd"/>
+      <w:r>
+        <w:rPr>
+          <w:rFonts w:cs="Times New Roman"/>
+          <w:sz w:val="26"/>
+          <w:szCs w:val="26"/>
+        </w:rPr>
+        <w:t xml:space="preserve"> </w:t>
+      </w:r>
+      <w:proofErr w:type="spellStart"/>
+      <w:r>
+        <w:rPr>
+          <w:rFonts w:cs="Times New Roman"/>
+          <w:sz w:val="26"/>
+          <w:szCs w:val="26"/>
+        </w:rPr>
+        <w:t>chiếu</w:t>
+      </w:r>
+      <w:proofErr w:type="spellEnd"/>
+      <w:r>
+        <w:rPr>
+          <w:rFonts w:cs="Times New Roman"/>
+          <w:sz w:val="26"/>
+          <w:szCs w:val="26"/>
+        </w:rPr>
+        <w:t xml:space="preserve"> </w:t>
+      </w:r>
+      <w:proofErr w:type="spellStart"/>
+      <w:r>
+        <w:rPr>
+          <w:rFonts w:cs="Times New Roman"/>
+          <w:sz w:val="26"/>
+          <w:szCs w:val="26"/>
+        </w:rPr>
+        <w:t>đồng</w:t>
+      </w:r>
+      <w:proofErr w:type="spellEnd"/>
+      <w:r>
+        <w:rPr>
+          <w:rFonts w:cs="Times New Roman"/>
+          <w:sz w:val="26"/>
+          <w:szCs w:val="26"/>
+        </w:rPr>
+        <w:t xml:space="preserve"> </w:t>
+      </w:r>
+      <w:proofErr w:type="spellStart"/>
+      <w:r>
+        <w:rPr>
+          <w:rFonts w:cs="Times New Roman"/>
+          <w:sz w:val="26"/>
+          <w:szCs w:val="26"/>
+        </w:rPr>
+        <w:t>thời</w:t>
+      </w:r>
+      <w:proofErr w:type="spellEnd"/>
+      <w:r>
+        <w:rPr>
+          <w:rFonts w:cs="Times New Roman"/>
+          <w:sz w:val="26"/>
+          <w:szCs w:val="26"/>
+        </w:rPr>
+        <w:t xml:space="preserve"> 3 </w:t>
+      </w:r>
+      <w:proofErr w:type="spellStart"/>
+      <w:r>
+        <w:rPr>
+          <w:rFonts w:cs="Times New Roman"/>
+          <w:sz w:val="26"/>
+          <w:szCs w:val="26"/>
+        </w:rPr>
+        <w:t>nguồn</w:t>
+      </w:r>
+      <w:proofErr w:type="spellEnd"/>
+      <w:r>
+        <w:rPr>
+          <w:rFonts w:cs="Times New Roman"/>
+          <w:sz w:val="26"/>
+          <w:szCs w:val="26"/>
+        </w:rPr>
+        <w:t xml:space="preserve"> </w:t>
       </w:r>
       <w:proofErr w:type="spellStart"/>
       <w:r>
@@ -9125,7 +9245,43 @@
           <w:sz w:val="26"/>
           <w:szCs w:val="26"/>
         </w:rPr>
-        <w:t xml:space="preserve"> (Status -&gt; System Logs -&gt; Firewall): Xác nhận các kết nối trực tiếp không qua proxy bị chặn bởi Rule 4 và chỉ có IP 10.6.0.30 được </w:t>
+        <w:t xml:space="preserve"> (Status -&gt; System Logs -&gt; Firewall): Xác nhận các kết nối trực tiếp không qua proxy bị chặn bởi Rule 4 và chỉ </w:t>
+      </w:r>
+      <w:proofErr w:type="spellStart"/>
+      <w:r>
+        <w:rPr>
+          <w:rFonts w:cs="Times New Roman"/>
+          <w:sz w:val="26"/>
+          <w:szCs w:val="26"/>
+        </w:rPr>
+        <w:t>có</w:t>
+      </w:r>
+      <w:proofErr w:type="spellEnd"/>
+      <w:r>
+        <w:rPr>
+          <w:rFonts w:cs="Times New Roman"/>
+          <w:sz w:val="26"/>
+          <w:szCs w:val="26"/>
+        </w:rPr>
+        <w:t xml:space="preserve"> IP 10.6.0.30 </w:t>
+      </w:r>
+      <w:proofErr w:type="spellStart"/>
+      <w:r>
+        <w:rPr>
+          <w:rFonts w:cs="Times New Roman"/>
+          <w:sz w:val="26"/>
+          <w:szCs w:val="26"/>
+        </w:rPr>
+        <w:t>được</w:t>
+      </w:r>
+      <w:proofErr w:type="spellEnd"/>
+      <w:r>
+        <w:rPr>
+          <w:rFonts w:cs="Times New Roman"/>
+          <w:sz w:val="26"/>
+          <w:szCs w:val="26"/>
+        </w:rPr>
+        <w:t xml:space="preserve"> </w:t>
       </w:r>
       <w:proofErr w:type="spellStart"/>
       <w:r>
@@ -9214,7 +9370,115 @@
           <w:sz w:val="26"/>
           <w:szCs w:val="26"/>
         </w:rPr>
-        <w:t xml:space="preserve"> nhận chi tiết địa chỉ IP máy trạm (10.6.0.21/22), URL yêu cầu, lý do chặn (DENIED / Banned site / Virus infected) hoặc trạng thái mở </w:t>
+        <w:t xml:space="preserve"> </w:t>
+      </w:r>
+      <w:proofErr w:type="spellStart"/>
+      <w:r>
+        <w:rPr>
+          <w:rFonts w:cs="Times New Roman"/>
+          <w:sz w:val="26"/>
+          <w:szCs w:val="26"/>
+        </w:rPr>
+        <w:t>nhận</w:t>
+      </w:r>
+      <w:proofErr w:type="spellEnd"/>
+      <w:r>
+        <w:rPr>
+          <w:rFonts w:cs="Times New Roman"/>
+          <w:sz w:val="26"/>
+          <w:szCs w:val="26"/>
+        </w:rPr>
+        <w:t xml:space="preserve"> chi </w:t>
+      </w:r>
+      <w:proofErr w:type="spellStart"/>
+      <w:r>
+        <w:rPr>
+          <w:rFonts w:cs="Times New Roman"/>
+          <w:sz w:val="26"/>
+          <w:szCs w:val="26"/>
+        </w:rPr>
+        <w:t>tiết</w:t>
+      </w:r>
+      <w:proofErr w:type="spellEnd"/>
+      <w:r>
+        <w:rPr>
+          <w:rFonts w:cs="Times New Roman"/>
+          <w:sz w:val="26"/>
+          <w:szCs w:val="26"/>
+        </w:rPr>
+        <w:t xml:space="preserve"> địa chỉ IP máy trạm (10.6.0.21/22), URL yêu cầu, lý do chặn (DENIED / Banned site / Virus infected) </w:t>
+      </w:r>
+      <w:proofErr w:type="spellStart"/>
+      <w:r>
+        <w:rPr>
+          <w:rFonts w:cs="Times New Roman"/>
+          <w:sz w:val="26"/>
+          <w:szCs w:val="26"/>
+        </w:rPr>
+        <w:t>hoặc</w:t>
+      </w:r>
+      <w:proofErr w:type="spellEnd"/>
+      <w:r>
+        <w:rPr>
+          <w:rFonts w:cs="Times New Roman"/>
+          <w:sz w:val="26"/>
+          <w:szCs w:val="26"/>
+        </w:rPr>
+        <w:t xml:space="preserve"> </w:t>
+      </w:r>
+      <w:proofErr w:type="spellStart"/>
+      <w:r>
+        <w:rPr>
+          <w:rFonts w:cs="Times New Roman"/>
+          <w:sz w:val="26"/>
+          <w:szCs w:val="26"/>
+        </w:rPr>
+        <w:t>trạng</w:t>
+      </w:r>
+      <w:proofErr w:type="spellEnd"/>
+      <w:r>
+        <w:rPr>
+          <w:rFonts w:cs="Times New Roman"/>
+          <w:sz w:val="26"/>
+          <w:szCs w:val="26"/>
+        </w:rPr>
+        <w:t xml:space="preserve"> </w:t>
+      </w:r>
+      <w:proofErr w:type="spellStart"/>
+      <w:r>
+        <w:rPr>
+          <w:rFonts w:cs="Times New Roman"/>
+          <w:sz w:val="26"/>
+          <w:szCs w:val="26"/>
+        </w:rPr>
+        <w:t>thái</w:t>
+      </w:r>
+      <w:proofErr w:type="spellEnd"/>
+      <w:r>
+        <w:rPr>
+          <w:rFonts w:cs="Times New Roman"/>
+          <w:sz w:val="26"/>
+          <w:szCs w:val="26"/>
+        </w:rPr>
+        <w:t xml:space="preserve"> </w:t>
+      </w:r>
+      <w:proofErr w:type="spellStart"/>
+      <w:r>
+        <w:rPr>
+          <w:rFonts w:cs="Times New Roman"/>
+          <w:sz w:val="26"/>
+          <w:szCs w:val="26"/>
+        </w:rPr>
+        <w:t>mở</w:t>
+      </w:r>
+      <w:proofErr w:type="spellEnd"/>
+      <w:r>
+        <w:rPr>
+          <w:rFonts w:cs="Times New Roman"/>
+          <w:sz w:val="26"/>
+          <w:szCs w:val="26"/>
+        </w:rPr>
+        <w:t xml:space="preserve"> </w:t>
       </w:r>
       <w:proofErr w:type="spellStart"/>
       <w:r>
@@ -9321,7 +9585,43 @@
           <w:sz w:val="26"/>
           <w:szCs w:val="26"/>
         </w:rPr>
-        <w:t xml:space="preserve"> các yêu cầu hợp lệ đã vượt qua E2Guardian và được Squid chuyển tiếp (TCP_MISS/200) tới máy chủ DMZ-WEB (172.16.6.10).</w:t>
+        <w:t xml:space="preserve"> </w:t>
+      </w:r>
+      <w:proofErr w:type="spellStart"/>
+      <w:r>
+        <w:rPr>
+          <w:rFonts w:cs="Times New Roman"/>
+          <w:sz w:val="26"/>
+          <w:szCs w:val="26"/>
+        </w:rPr>
+        <w:t>các</w:t>
+      </w:r>
+      <w:proofErr w:type="spellEnd"/>
+      <w:r>
+        <w:rPr>
+          <w:rFonts w:cs="Times New Roman"/>
+          <w:sz w:val="26"/>
+          <w:szCs w:val="26"/>
+        </w:rPr>
+        <w:t xml:space="preserve"> </w:t>
+      </w:r>
+      <w:proofErr w:type="spellStart"/>
+      <w:r>
+        <w:rPr>
+          <w:rFonts w:cs="Times New Roman"/>
+          <w:sz w:val="26"/>
+          <w:szCs w:val="26"/>
+        </w:rPr>
+        <w:t>yêu</w:t>
+      </w:r>
+      <w:proofErr w:type="spellEnd"/>
+      <w:r>
+        <w:rPr>
+          <w:rFonts w:cs="Times New Roman"/>
+          <w:sz w:val="26"/>
+          <w:szCs w:val="26"/>
+        </w:rPr>
+        <w:t xml:space="preserve"> cầu hợp lệ đã vượt qua E2Guardian và được Squid chuyển tiếp (TCP_MISS/200) tới máy chủ DMZ-WEB (172.16.6.10).</w:t>
       </w:r>
     </w:p>
     <w:p>
@@ -9355,7 +9655,7 @@
                     <pic:cNvPicPr/>
                   </pic:nvPicPr>
                   <pic:blipFill>
-                    <a:blip r:embed="rId31"/>
+                    <a:blip r:embed="rId32"/>
                     <a:stretch>
                       <a:fillRect/>
                     </a:stretch>
@@ -9387,6 +9687,7 @@
       <w:r>
         <w:rPr>
           <w:rFonts w:cs="Times New Roman"/>
+          <w:noProof/>
           <w:sz w:val="26"/>
           <w:szCs w:val="26"/>
         </w:rPr>
@@ -9406,7 +9707,7 @@
                     <pic:cNvPicPr/>
                   </pic:nvPicPr>
                   <pic:blipFill>
-                    <a:blip r:embed="rId32"/>
+                    <a:blip r:embed="rId33"/>
                     <a:stretch>
                       <a:fillRect/>
                     </a:stretch>
@@ -11021,97 +11322,6 @@
           <w:szCs w:val="26"/>
         </w:rPr>
         <w:t>Giả thuyết đầu tiên cần kiểm tra là yêu cầu HTTP/HTTPS từ trình duyệt của Client chưa từng đi tới được dịch vụ E2Guardian tại địa chỉ 10.6.0.30:8080. Các nguyên nhân trực tiếp cần rà soát ngay là: (1) Trình duyệt trên Client chưa bật hoặc nhập sai cấu hình Manual Proxy (10.6.0.30:8080) nên đi trực tiếp và bị pfSense chặn, (2) Máy trạm không phân giải được tên miền DNS từ DC01 (10.6.0.10), (3) Mất kết nối mạng LAN hoặc Rule trên pfSense chặn đường tới cổng 8080 của WEB-PROXY, hoặc (4) Dịch vụ e2guardian trên máy chủ Ubuntu đang bị dừng (stopped).</w:t>
-      </w:r>
-    </w:p>
-    <w:p>
-      <w:pPr>
-        <w:rPr>
-          <w:rFonts w:cs="Times New Roman"/>
-          <w:sz w:val="26"/>
-          <w:szCs w:val="26"/>
-        </w:rPr>
-      </w:pPr>
-      <w:r>
-        <w:rPr>
-          <w:rFonts w:cs="Times New Roman"/>
-          <w:b/>
-          <w:color w:val="004C99"/>
-          <w:sz w:val="26"/>
-          <w:szCs w:val="26"/>
-        </w:rPr>
-        <w:t>3. Kiểm tra đáp ứng yêu cầu nộp bài</w:t>
-      </w:r>
-    </w:p>
-    <w:p>
-      <w:pPr>
-        <w:pStyle w:val="ListBullet"/>
-        <w:rPr>
-          <w:rFonts w:cs="Times New Roman"/>
-          <w:sz w:val="26"/>
-          <w:szCs w:val="26"/>
-        </w:rPr>
-      </w:pPr>
-      <w:r>
-        <w:rPr>
-          <w:rFonts w:cs="Times New Roman"/>
-          <w:sz w:val="26"/>
-          <w:szCs w:val="26"/>
-        </w:rPr>
-        <w:t>Thực hiện cá nhân trên hệ thống máy ảo của sinh viên (Lê Trí Anh - MSSV: 1150080125).</w:t>
-      </w:r>
-    </w:p>
-    <w:p>
-      <w:pPr>
-        <w:pStyle w:val="ListBullet"/>
-        <w:rPr>
-          <w:rFonts w:cs="Times New Roman"/>
-          <w:sz w:val="26"/>
-          <w:szCs w:val="26"/>
-        </w:rPr>
-      </w:pPr>
-      <w:r>
-        <w:rPr>
-          <w:rFonts w:cs="Times New Roman"/>
-          <w:sz w:val="26"/>
-          <w:szCs w:val="26"/>
-        </w:rPr>
-        <w:t>Định dạng file báo cáo chuẩn: 11CNPM2-Lab7_1150080125-LeTriAnh.docx.</w:t>
-      </w:r>
-    </w:p>
-    <w:p>
-      <w:pPr>
-        <w:pStyle w:val="ListBullet"/>
-        <w:rPr>
-          <w:rFonts w:cs="Times New Roman"/>
-          <w:sz w:val="26"/>
-          <w:szCs w:val="26"/>
-        </w:rPr>
-      </w:pPr>
-      <w:r>
-        <w:rPr>
-          <w:rFonts w:cs="Times New Roman"/>
-          <w:sz w:val="26"/>
-          <w:szCs w:val="26"/>
-        </w:rPr>
-        <w:t>Đảm bảo toàn bộ ảnh minh chứng là ảnh chụp thực tế từ môi trường thực hành của sinh viên, giải thích đầy đủ từng chính sách và kết quả kiểm thử.</w:t>
-      </w:r>
-    </w:p>
-    <w:p>
-      <w:pPr>
-        <w:pStyle w:val="ListBullet"/>
-        <w:rPr>
-          <w:rFonts w:cs="Times New Roman"/>
-          <w:sz w:val="26"/>
-          <w:szCs w:val="26"/>
-        </w:rPr>
-      </w:pPr>
-      <w:r>
-        <w:rPr>
-          <w:rFonts w:cs="Times New Roman"/>
-          <w:sz w:val="26"/>
-          <w:szCs w:val="26"/>
-        </w:rPr>
-        <w:t>Đính kèm file cấu hình backup pfSense khi nộp bài (tuyệt đối không đính kèm khóa riêng tư Private Key của Root CA).</w:t>
       </w:r>
     </w:p>
     <w:sectPr>
